--- a/制作ノート_25059_友原淳 2.docx
+++ b/制作ノート_25059_友原淳 2.docx
@@ -67,7 +67,7 @@
     <w:p>
       <w:pPr>
         <w:rPr>
-          <w:rFonts w:ascii="ＭＳ Ｐ明朝" w:eastAsia="ＭＳ Ｐ明朝" w:hAnsi="ＭＳ Ｐ明朝" w:hint="eastAsia"/>
+          <w:rFonts w:ascii="ＭＳ Ｐ明朝" w:eastAsia="ＭＳ Ｐ明朝" w:hAnsi="ＭＳ Ｐ明朝"/>
         </w:rPr>
       </w:pPr>
       <w:r>
@@ -78,10 +78,9 @@
       </w:r>
       <w:r>
         <w:rPr>
-          <w:rFonts w:ascii="ＭＳ Ｐ明朝" w:eastAsia="ＭＳ Ｐ明朝" w:hAnsi="ＭＳ Ｐ明朝" w:hint="eastAsia"/>
-          <w:u w:val="single"/>
-        </w:rPr>
-        <w:t>親戚の美容系のWebページ</w:t>
+          <w:rFonts w:ascii="ＭＳ Ｐ明朝" w:eastAsia="ＭＳ Ｐ明朝" w:hAnsi="ＭＳ Ｐ明朝"/>
+        </w:rPr>
+        <w:t>堀崎 宏輝</w:t>
       </w:r>
     </w:p>
     <w:p>
@@ -100,22 +99,36 @@
     <w:p>
       <w:pPr>
         <w:rPr>
-          <w:rFonts w:ascii="ＭＳ Ｐ明朝" w:eastAsia="ＭＳ Ｐ明朝" w:hAnsi="ＭＳ Ｐ明朝"/>
-        </w:rPr>
-      </w:pPr>
-      <w:r>
-        <w:rPr>
-          <w:rFonts w:ascii="ＭＳ Ｐ明朝" w:eastAsia="ＭＳ Ｐ明朝" w:hAnsi="ＭＳ Ｐ明朝" w:hint="eastAsia"/>
-        </w:rPr>
-        <w:t>XXXXXXXXXXXXXXXXXXXXXXXXXXXXXXXXXXXXXXXXXXXXXXXXXXXXXXXXXXXXXXXXXXXXXXXXXXXXXXXXXXXXXXXXXXXXXXXXXXXXXXXXXXXXXXXXXXXXXXXXXXXXXXXXXXXXXXXXXXXXXXXXXXXXXXXXXXXXXXXXXXXXXXXXXXXXXXXXXXXXXXXXXXXXXXXXXXXXXXXXXXXXXXXXｘ</w:t>
-      </w:r>
-    </w:p>
-    <w:p>
-      <w:pPr>
-        <w:rPr>
-          <w:rFonts w:ascii="ＭＳ Ｐ明朝" w:eastAsia="ＭＳ Ｐ明朝" w:hAnsi="ＭＳ Ｐ明朝"/>
-        </w:rPr>
-      </w:pPr>
+          <w:rFonts w:hint="eastAsia"/>
+        </w:rPr>
+      </w:pPr>
+      <w:r>
+        <w:t>堀崎 宏輝</w:t>
+      </w:r>
+      <w:r>
+        <w:rPr>
+          <w:rFonts w:hint="eastAsia"/>
+        </w:rPr>
+        <w:t>(ほりざき　こうき)、プロになるまで経歴過去にプロから現在のスキルコーチになるまでの経歴</w:t>
+      </w:r>
+      <w:r>
+        <w:rPr>
+          <w:rFonts w:hint="eastAsia"/>
+        </w:rPr>
+        <w:t>の</w:t>
+      </w:r>
+      <w:r>
+        <w:rPr>
+          <w:rFonts w:hint="eastAsia"/>
+        </w:rPr>
+        <w:t>webページ、</w:t>
+      </w:r>
+      <w:r>
+        <w:rPr>
+          <w:rFonts w:hint="eastAsia"/>
+        </w:rPr>
+        <w:t>スキルコーチなどのポスターの作成を考えております</w:t>
+      </w:r>
     </w:p>
     <w:p>
       <w:pPr>
@@ -1065,7 +1078,6 @@
   <w:style w:type="character" w:default="1" w:styleId="a0">
     <w:name w:val="Default Paragraph Font"/>
     <w:uiPriority w:val="1"/>
-    <w:semiHidden/>
     <w:unhideWhenUsed/>
   </w:style>
   <w:style w:type="table" w:default="1" w:styleId="a1">

--- a/制作ノート_25059_友原淳 2.docx
+++ b/制作ノート_25059_友原淳 2.docx
@@ -67,7 +67,7 @@
     <w:p>
       <w:pPr>
         <w:rPr>
-          <w:rFonts w:ascii="ＭＳ Ｐ明朝" w:eastAsia="ＭＳ Ｐ明朝" w:hAnsi="ＭＳ Ｐ明朝"/>
+          <w:rFonts w:ascii="ＭＳ Ｐ明朝" w:eastAsia="ＭＳ Ｐ明朝" w:hAnsi="ＭＳ Ｐ明朝" w:hint="eastAsia"/>
         </w:rPr>
       </w:pPr>
       <w:r>
@@ -78,9 +78,9 @@
       </w:r>
       <w:r>
         <w:rPr>
-          <w:rFonts w:ascii="ＭＳ Ｐ明朝" w:eastAsia="ＭＳ Ｐ明朝" w:hAnsi="ＭＳ Ｐ明朝"/>
-        </w:rPr>
-        <w:t>堀崎 宏輝</w:t>
+          <w:rFonts w:ascii="ＭＳ Ｐ明朝" w:eastAsia="ＭＳ Ｐ明朝" w:hAnsi="ＭＳ Ｐ明朝" w:hint="eastAsia"/>
+        </w:rPr>
+        <w:t>ピアスのデザインのWebページ(仮想)</w:t>
       </w:r>
     </w:p>
     <w:p>
@@ -99,35 +99,14 @@
     <w:p>
       <w:pPr>
         <w:rPr>
-          <w:rFonts w:hint="eastAsia"/>
-        </w:rPr>
-      </w:pPr>
-      <w:r>
-        <w:t>堀崎 宏輝</w:t>
-      </w:r>
-      <w:r>
-        <w:rPr>
-          <w:rFonts w:hint="eastAsia"/>
-        </w:rPr>
-        <w:t>(ほりざき　こうき)、プロになるまで経歴過去にプロから現在のスキルコーチになるまでの経歴</w:t>
-      </w:r>
-      <w:r>
-        <w:rPr>
-          <w:rFonts w:hint="eastAsia"/>
-        </w:rPr>
-        <w:t>の</w:t>
-      </w:r>
-      <w:r>
-        <w:rPr>
-          <w:rFonts w:hint="eastAsia"/>
-        </w:rPr>
-        <w:t>webページ、</w:t>
-      </w:r>
-      <w:r>
-        <w:rPr>
-          <w:rFonts w:hint="eastAsia"/>
-        </w:rPr>
-        <w:t>スキルコーチなどのポスターの作成を考えております</w:t>
+          <w:rFonts w:ascii="ＭＳ Ｐ明朝" w:eastAsia="ＭＳ Ｐ明朝" w:hAnsi="ＭＳ Ｐ明朝" w:hint="eastAsia"/>
+        </w:rPr>
+      </w:pPr>
+      <w:r>
+        <w:rPr>
+          <w:rFonts w:ascii="ＭＳ Ｐ明朝" w:eastAsia="ＭＳ Ｐ明朝" w:hAnsi="ＭＳ Ｐ明朝" w:hint="eastAsia"/>
+        </w:rPr>
+        <w:t>ピアスのオーダーメイドの会社が少ないためオーダーメイドのWebページを制作をしようと思いました。</w:t>
       </w:r>
     </w:p>
     <w:p>
@@ -146,22 +125,28 @@
     <w:p>
       <w:pPr>
         <w:rPr>
-          <w:rFonts w:ascii="ＭＳ Ｐ明朝" w:eastAsia="ＭＳ Ｐ明朝" w:hAnsi="ＭＳ Ｐ明朝"/>
-        </w:rPr>
-      </w:pPr>
-      <w:r>
-        <w:rPr>
-          <w:rFonts w:ascii="ＭＳ Ｐ明朝" w:eastAsia="ＭＳ Ｐ明朝" w:hAnsi="ＭＳ Ｐ明朝" w:hint="eastAsia"/>
-        </w:rPr>
-        <w:t>XXXXXXXXXXXXXXXXXXXXXXXXXXXXXXXXXXXXXXXXXXXXXXXXXXXXXXXXXXXXXXXXXXXXXXXXXXXXXXXXXXXXXXXXXXXXXXXXXXXXXXXXXXXXXXXXXXXXXXXXXXXXXXXXXXXXXXXXXXXXXXXXXXXXXXXXXXXXXXXXXXXXXXXXXXXXXXXXXXXXXXXXXXXXXXXXXXXXXXXXXXXXXXXX</w:t>
-      </w:r>
-    </w:p>
-    <w:p>
-      <w:pPr>
-        <w:rPr>
-          <w:rFonts w:ascii="ＭＳ Ｐ明朝" w:eastAsia="ＭＳ Ｐ明朝" w:hAnsi="ＭＳ Ｐ明朝"/>
-        </w:rPr>
-      </w:pPr>
+          <w:rFonts w:ascii="ＭＳ Ｐ明朝" w:eastAsia="ＭＳ Ｐ明朝" w:hAnsi="ＭＳ Ｐ明朝" w:hint="eastAsia"/>
+        </w:rPr>
+      </w:pPr>
+      <w:r>
+        <w:rPr>
+          <w:rFonts w:ascii="ＭＳ Ｐ明朝" w:eastAsia="ＭＳ Ｐ明朝" w:hAnsi="ＭＳ Ｐ明朝" w:hint="eastAsia"/>
+        </w:rPr>
+        <w:t>自分が欲しいデザインがあるのに存在しない人</w:t>
+      </w:r>
+    </w:p>
+    <w:p>
+      <w:pPr>
+        <w:rPr>
+          <w:rFonts w:ascii="ＭＳ Ｐ明朝" w:eastAsia="ＭＳ Ｐ明朝" w:hAnsi="ＭＳ Ｐ明朝" w:hint="eastAsia"/>
+        </w:rPr>
+      </w:pPr>
+      <w:r>
+        <w:rPr>
+          <w:rFonts w:ascii="ＭＳ Ｐ明朝" w:eastAsia="ＭＳ Ｐ明朝" w:hAnsi="ＭＳ Ｐ明朝" w:hint="eastAsia"/>
+        </w:rPr>
+        <w:t>デザインをこだわりたい人</w:t>
+      </w:r>
     </w:p>
     <w:p>
       <w:pPr>
@@ -347,34 +332,20 @@
     <w:p>
       <w:pPr>
         <w:rPr>
-          <w:rFonts w:ascii="ＭＳ Ｐ明朝" w:eastAsia="ＭＳ Ｐ明朝" w:hAnsi="ＭＳ Ｐ明朝"/>
-        </w:rPr>
-      </w:pPr>
-      <w:r>
-        <w:rPr>
-          <w:rFonts w:ascii="ＭＳ Ｐ明朝" w:eastAsia="ＭＳ Ｐ明朝" w:hAnsi="ＭＳ Ｐ明朝" w:hint="eastAsia"/>
-        </w:rPr>
-        <w:t>XXXXXXXXXXXXXXXXXXXXXXXXXXXXXXXXXXXXXXXXXXXXXXXXXXXXXXXXXXXXXXXXXXXXXXXXXXXXXXXXXXXXXXXXXXXXXXXXXXXXXXXXXXXXXXXXXXXXXXXXXXXXXXXXXXXXXXXXXXXXXXXXXXXXXXXXXXXXXXXXXXXXXXXXXXXXXXXXXXXXXXXXXXXXXXXXXXXXXXXXXXXXXXXX</w:t>
-      </w:r>
-    </w:p>
-    <w:p>
-      <w:pPr>
-        <w:rPr>
-          <w:rFonts w:ascii="ＭＳ Ｐ明朝" w:eastAsia="ＭＳ Ｐ明朝" w:hAnsi="ＭＳ Ｐ明朝"/>
-        </w:rPr>
-      </w:pPr>
-    </w:p>
-    <w:p>
-      <w:pPr>
-        <w:rPr>
-          <w:rFonts w:ascii="ＭＳ Ｐ明朝" w:eastAsia="ＭＳ Ｐ明朝" w:hAnsi="ＭＳ Ｐ明朝"/>
-        </w:rPr>
-      </w:pPr>
-    </w:p>
-    <w:p>
-      <w:pPr>
-        <w:rPr>
-          <w:rFonts w:ascii="ＭＳ Ｐ明朝" w:eastAsia="ＭＳ Ｐ明朝" w:hAnsi="ＭＳ Ｐ明朝"/>
+          <w:rFonts w:ascii="ＭＳ Ｐ明朝" w:eastAsia="ＭＳ Ｐ明朝" w:hAnsi="ＭＳ Ｐ明朝" w:hint="eastAsia"/>
+        </w:rPr>
+      </w:pPr>
+      <w:r>
+        <w:rPr>
+          <w:rFonts w:ascii="ＭＳ Ｐ明朝" w:eastAsia="ＭＳ Ｐ明朝" w:hAnsi="ＭＳ Ｐ明朝" w:hint="eastAsia"/>
+        </w:rPr>
+        <w:t>Adobe製品、ビジュアルスタジオコード</w:t>
+      </w:r>
+    </w:p>
+    <w:p>
+      <w:pPr>
+        <w:rPr>
+          <w:rFonts w:ascii="ＭＳ Ｐ明朝" w:eastAsia="ＭＳ Ｐ明朝" w:hAnsi="ＭＳ Ｐ明朝" w:hint="eastAsia"/>
         </w:rPr>
       </w:pPr>
       <w:r>
@@ -387,27 +358,20 @@
     <w:p>
       <w:pPr>
         <w:rPr>
-          <w:rFonts w:ascii="ＭＳ Ｐ明朝" w:eastAsia="ＭＳ Ｐ明朝" w:hAnsi="ＭＳ Ｐ明朝"/>
-        </w:rPr>
-      </w:pPr>
-      <w:r>
-        <w:rPr>
-          <w:rFonts w:ascii="ＭＳ Ｐ明朝" w:eastAsia="ＭＳ Ｐ明朝" w:hAnsi="ＭＳ Ｐ明朝" w:hint="eastAsia"/>
-        </w:rPr>
-        <w:t>XXXXXXXXXXXXXXXXXXXXXXXXXXXXXXXXXXXXXXXXXXXXXXXXXXXXXXXXXXXXXXXXXXXXXXXXXXXXXXXXXXXXXXXXXXXXXXXXXXXXXXXXXXXXXXXXXXXXXXXXXXXXXXXXXXXXXXXXXXXXXXXXXXXXXXXXXXXXXXXXXXXXXXXXXXXXXXXXXXXXXXXXXXXXXXXXXXXXXXXXXXXXXXXX</w:t>
-      </w:r>
-    </w:p>
-    <w:p>
-      <w:pPr>
-        <w:rPr>
-          <w:rFonts w:ascii="ＭＳ Ｐ明朝" w:eastAsia="ＭＳ Ｐ明朝" w:hAnsi="ＭＳ Ｐ明朝"/>
-        </w:rPr>
-      </w:pPr>
-    </w:p>
-    <w:p>
-      <w:pPr>
-        <w:rPr>
-          <w:rFonts w:ascii="ＭＳ Ｐ明朝" w:eastAsia="ＭＳ Ｐ明朝" w:hAnsi="ＭＳ Ｐ明朝"/>
+          <w:rFonts w:ascii="ＭＳ Ｐ明朝" w:eastAsia="ＭＳ Ｐ明朝" w:hAnsi="ＭＳ Ｐ明朝" w:hint="eastAsia"/>
+        </w:rPr>
+      </w:pPr>
+      <w:r>
+        <w:rPr>
+          <w:rFonts w:ascii="ＭＳ Ｐ明朝" w:eastAsia="ＭＳ Ｐ明朝" w:hAnsi="ＭＳ Ｐ明朝" w:hint="eastAsia"/>
+        </w:rPr>
+        <w:t>ピアスのデザインをオーダーメイドでできるウェブページの制作</w:t>
+      </w:r>
+    </w:p>
+    <w:p>
+      <w:pPr>
+        <w:rPr>
+          <w:rFonts w:ascii="ＭＳ Ｐ明朝" w:eastAsia="ＭＳ Ｐ明朝" w:hAnsi="ＭＳ Ｐ明朝" w:hint="eastAsia"/>
         </w:rPr>
       </w:pPr>
       <w:r>
@@ -427,15 +391,8 @@
         <w:rPr>
           <w:rFonts w:ascii="ＭＳ Ｐ明朝" w:eastAsia="ＭＳ Ｐ明朝" w:hAnsi="ＭＳ Ｐ明朝" w:hint="eastAsia"/>
         </w:rPr>
-        <w:t>XXXXXXXXXXXXXXXXXXXXXXXXXXXXXXXXXXXXXXXXXXXXXXXXXXXXXXXXXXXXXXXXXXXXXXXXXXXXXXXXXXXXXXXXXXXXXXXXXXXXXXXXXXXXXXXXXXXXXXXXXXXXXXXXXXXXXXXXXXXXXXXXXXXXXXXXXXXXXXXXXXXXXXXXXXXXXXXXXXXXXXXXXXXXXXXXXXXXXXXXXXXXXXXX</w:t>
-      </w:r>
-    </w:p>
-    <w:p>
-      <w:pPr>
-        <w:rPr>
-          <w:rFonts w:ascii="ＭＳ Ｐ明朝" w:eastAsia="ＭＳ Ｐ明朝" w:hAnsi="ＭＳ Ｐ明朝"/>
-        </w:rPr>
-      </w:pPr>
+        <w:t>自分の耳、ピアスを開けてる人</w:t>
+      </w:r>
     </w:p>
     <w:p>
       <w:pPr>
@@ -1078,6 +1035,7 @@
   <w:style w:type="character" w:default="1" w:styleId="a0">
     <w:name w:val="Default Paragraph Font"/>
     <w:uiPriority w:val="1"/>
+    <w:semiHidden/>
     <w:unhideWhenUsed/>
   </w:style>
   <w:style w:type="table" w:default="1" w:styleId="a1">

--- a/制作ノート_25059_友原淳 2.docx
+++ b/制作ノート_25059_友原淳 2.docx
@@ -67,26 +67,62 @@
     <w:p>
       <w:pPr>
         <w:rPr>
-          <w:rFonts w:ascii="ＭＳ Ｐ明朝" w:eastAsia="ＭＳ Ｐ明朝" w:hAnsi="ＭＳ Ｐ明朝" w:hint="eastAsia"/>
-        </w:rPr>
-      </w:pPr>
-      <w:r>
-        <w:rPr>
-          <w:rFonts w:ascii="ＭＳ Ｐ明朝" w:eastAsia="ＭＳ Ｐ明朝" w:hAnsi="ＭＳ Ｐ明朝" w:hint="eastAsia"/>
-        </w:rPr>
-        <w:t>テーマ１：</w:t>
-      </w:r>
-      <w:r>
-        <w:rPr>
-          <w:rFonts w:ascii="ＭＳ Ｐ明朝" w:eastAsia="ＭＳ Ｐ明朝" w:hAnsi="ＭＳ Ｐ明朝" w:hint="eastAsia"/>
-        </w:rPr>
-        <w:t>ピアスのデザインのWebページ(仮想)</w:t>
-      </w:r>
-    </w:p>
-    <w:p>
-      <w:pPr>
-        <w:rPr>
-          <w:rFonts w:ascii="ＭＳ Ｐ明朝" w:eastAsia="ＭＳ Ｐ明朝" w:hAnsi="ＭＳ Ｐ明朝"/>
+          <w:rFonts w:ascii="ＭＳ Ｐ明朝" w:eastAsia="ＭＳ Ｐ明朝" w:hAnsi="ＭＳ Ｐ明朝"/>
+        </w:rPr>
+      </w:pPr>
+      <w:r>
+        <w:rPr>
+          <w:rFonts w:ascii="ＭＳ Ｐ明朝" w:eastAsia="ＭＳ Ｐ明朝" w:hAnsi="ＭＳ Ｐ明朝" w:hint="eastAsia"/>
+        </w:rPr>
+        <w:t>テーマ</w:t>
+      </w:r>
+      <w:r>
+        <w:rPr>
+          <w:rFonts w:ascii="ＭＳ Ｐ明朝" w:eastAsia="ＭＳ Ｐ明朝" w:hAnsi="ＭＳ Ｐ明朝" w:hint="eastAsia"/>
+        </w:rPr>
+        <w:t>2</w:t>
+      </w:r>
+      <w:r>
+        <w:rPr>
+          <w:rFonts w:ascii="ＭＳ Ｐ明朝" w:eastAsia="ＭＳ Ｐ明朝" w:hAnsi="ＭＳ Ｐ明朝" w:hint="eastAsia"/>
+        </w:rPr>
+        <w:t>：</w:t>
+      </w:r>
+      <w:r>
+        <w:rPr>
+          <w:rFonts w:ascii="ＭＳ Ｐ明朝" w:eastAsia="ＭＳ Ｐ明朝" w:hAnsi="ＭＳ Ｐ明朝" w:hint="eastAsia"/>
+        </w:rPr>
+        <w:t>テーマ1での</w:t>
+      </w:r>
+      <w:r>
+        <w:rPr>
+          <w:rFonts w:ascii="ＭＳ Ｐ明朝" w:eastAsia="ＭＳ Ｐ明朝" w:hAnsi="ＭＳ Ｐ明朝"/>
+        </w:rPr>
+        <w:t>ポスター</w:t>
+      </w:r>
+      <w:r>
+        <w:rPr>
+          <w:rFonts w:ascii="ＭＳ Ｐ明朝" w:eastAsia="ＭＳ Ｐ明朝" w:hAnsi="ＭＳ Ｐ明朝" w:hint="eastAsia"/>
+        </w:rPr>
+        <w:t>と</w:t>
+      </w:r>
+      <w:r>
+        <w:rPr>
+          <w:rFonts w:ascii="ＭＳ Ｐ明朝" w:eastAsia="ＭＳ Ｐ明朝" w:hAnsi="ＭＳ Ｐ明朝"/>
+        </w:rPr>
+        <w:t>チラシ</w:t>
+      </w:r>
+      <w:r>
+        <w:rPr>
+          <w:rFonts w:ascii="ＭＳ Ｐ明朝" w:eastAsia="ＭＳ Ｐ明朝" w:hAnsi="ＭＳ Ｐ明朝" w:hint="eastAsia"/>
+        </w:rPr>
+        <w:t>制作</w:t>
+      </w:r>
+    </w:p>
+    <w:p>
+      <w:pPr>
+        <w:rPr>
+          <w:rFonts w:ascii="ＭＳ Ｐ明朝" w:eastAsia="ＭＳ Ｐ明朝" w:hAnsi="ＭＳ Ｐ明朝" w:hint="eastAsia"/>
         </w:rPr>
       </w:pPr>
       <w:r>
@@ -106,46 +142,7 @@
         <w:rPr>
           <w:rFonts w:ascii="ＭＳ Ｐ明朝" w:eastAsia="ＭＳ Ｐ明朝" w:hAnsi="ＭＳ Ｐ明朝" w:hint="eastAsia"/>
         </w:rPr>
-        <w:t>ピアスのオーダーメイドの会社が少ないためオーダーメイドのWebページを制作をしようと思いました。</w:t>
-      </w:r>
-    </w:p>
-    <w:p>
-      <w:pPr>
-        <w:rPr>
-          <w:rFonts w:ascii="ＭＳ Ｐ明朝" w:eastAsia="ＭＳ Ｐ明朝" w:hAnsi="ＭＳ Ｐ明朝"/>
-        </w:rPr>
-      </w:pPr>
-      <w:r>
-        <w:rPr>
-          <w:rFonts w:ascii="ＭＳ Ｐ明朝" w:eastAsia="ＭＳ Ｐ明朝" w:hAnsi="ＭＳ Ｐ明朝" w:hint="eastAsia"/>
-        </w:rPr>
-        <w:t>ターゲット：（想定される閲覧者について）</w:t>
-      </w:r>
-    </w:p>
-    <w:p>
-      <w:pPr>
-        <w:rPr>
-          <w:rFonts w:ascii="ＭＳ Ｐ明朝" w:eastAsia="ＭＳ Ｐ明朝" w:hAnsi="ＭＳ Ｐ明朝" w:hint="eastAsia"/>
-        </w:rPr>
-      </w:pPr>
-      <w:r>
-        <w:rPr>
-          <w:rFonts w:ascii="ＭＳ Ｐ明朝" w:eastAsia="ＭＳ Ｐ明朝" w:hAnsi="ＭＳ Ｐ明朝" w:hint="eastAsia"/>
-        </w:rPr>
-        <w:t>自分が欲しいデザインがあるのに存在しない人</w:t>
-      </w:r>
-    </w:p>
-    <w:p>
-      <w:pPr>
-        <w:rPr>
-          <w:rFonts w:ascii="ＭＳ Ｐ明朝" w:eastAsia="ＭＳ Ｐ明朝" w:hAnsi="ＭＳ Ｐ明朝" w:hint="eastAsia"/>
-        </w:rPr>
-      </w:pPr>
-      <w:r>
-        <w:rPr>
-          <w:rFonts w:ascii="ＭＳ Ｐ明朝" w:eastAsia="ＭＳ Ｐ明朝" w:hAnsi="ＭＳ Ｐ明朝" w:hint="eastAsia"/>
-        </w:rPr>
-        <w:t>デザインをこだわりたい人</w:t>
+        <w:t>テーマ1での自宅サロンでのポスターとチラシ制作でもっと多くの人に知ってもらうこともそうですが、インスタグラムなどではより多くの美容、自宅サロンが出てくるためもっと目にしてほしいという気持ちがありこういう形とさせていただきました。</w:t>
       </w:r>
     </w:p>
     <w:p>
@@ -198,6 +195,12 @@
         </w:rPr>
         <w:t>6月</w:t>
       </w:r>
+      <w:r>
+        <w:rPr>
+          <w:rFonts w:ascii="ＭＳ Ｐ明朝" w:eastAsia="ＭＳ Ｐ明朝" w:hAnsi="ＭＳ Ｐ明朝" w:hint="eastAsia"/>
+        </w:rPr>
+        <w:t xml:space="preserve">　　　内容設定</w:t>
+      </w:r>
     </w:p>
     <w:p>
       <w:pPr>
@@ -211,6 +214,12 @@
         </w:rPr>
         <w:t>7月</w:t>
       </w:r>
+      <w:r>
+        <w:rPr>
+          <w:rFonts w:ascii="ＭＳ Ｐ明朝" w:eastAsia="ＭＳ Ｐ明朝" w:hAnsi="ＭＳ Ｐ明朝" w:hint="eastAsia"/>
+        </w:rPr>
+        <w:t xml:space="preserve">　　　内容設定(写真撮り)</w:t>
+      </w:r>
     </w:p>
     <w:p>
       <w:pPr>
@@ -224,6 +233,12 @@
         </w:rPr>
         <w:t>8月</w:t>
       </w:r>
+      <w:r>
+        <w:rPr>
+          <w:rFonts w:ascii="ＭＳ Ｐ明朝" w:eastAsia="ＭＳ Ｐ明朝" w:hAnsi="ＭＳ Ｐ明朝" w:hint="eastAsia"/>
+        </w:rPr>
+        <w:t xml:space="preserve">　　　チラシとポスターで使うメニュー表のデザイン制作を行います</w:t>
+      </w:r>
     </w:p>
     <w:p>
       <w:pPr>
@@ -237,6 +252,18 @@
         </w:rPr>
         <w:t>9月</w:t>
       </w:r>
+      <w:r>
+        <w:rPr>
+          <w:rFonts w:ascii="ＭＳ Ｐ明朝" w:eastAsia="ＭＳ Ｐ明朝" w:hAnsi="ＭＳ Ｐ明朝" w:hint="eastAsia"/>
+        </w:rPr>
+        <w:t xml:space="preserve">　　　</w:t>
+      </w:r>
+      <w:r>
+        <w:rPr>
+          <w:rFonts w:ascii="ＭＳ Ｐ明朝" w:eastAsia="ＭＳ Ｐ明朝" w:hAnsi="ＭＳ Ｐ明朝" w:hint="eastAsia"/>
+        </w:rPr>
+        <w:t>デザインとメニュー表などの調整を行います</w:t>
+      </w:r>
     </w:p>
     <w:p>
       <w:pPr>
@@ -250,6 +277,12 @@
         </w:rPr>
         <w:t>１０月</w:t>
       </w:r>
+      <w:r>
+        <w:rPr>
+          <w:rFonts w:ascii="ＭＳ Ｐ明朝" w:eastAsia="ＭＳ Ｐ明朝" w:hAnsi="ＭＳ Ｐ明朝" w:hint="eastAsia"/>
+        </w:rPr>
+        <w:t xml:space="preserve">　　最終調整、最終確認</w:t>
+      </w:r>
     </w:p>
     <w:p>
       <w:pPr>
@@ -263,6 +296,12 @@
         </w:rPr>
         <w:t>11月</w:t>
       </w:r>
+      <w:r>
+        <w:rPr>
+          <w:rFonts w:ascii="ＭＳ Ｐ明朝" w:eastAsia="ＭＳ Ｐ明朝" w:hAnsi="ＭＳ Ｐ明朝" w:hint="eastAsia"/>
+        </w:rPr>
+        <w:t xml:space="preserve">　　一度チラシと配ります。(最初は学校内と考えております。)</w:t>
+      </w:r>
     </w:p>
     <w:p>
       <w:pPr>
@@ -276,6 +315,12 @@
         </w:rPr>
         <w:t>12月</w:t>
       </w:r>
+      <w:r>
+        <w:rPr>
+          <w:rFonts w:ascii="ＭＳ Ｐ明朝" w:eastAsia="ＭＳ Ｐ明朝" w:hAnsi="ＭＳ Ｐ明朝" w:hint="eastAsia"/>
+        </w:rPr>
+        <w:t xml:space="preserve">　　完成</w:t>
+      </w:r>
     </w:p>
     <w:p>
       <w:pPr>
@@ -332,7 +377,7 @@
     <w:p>
       <w:pPr>
         <w:rPr>
-          <w:rFonts w:ascii="ＭＳ Ｐ明朝" w:eastAsia="ＭＳ Ｐ明朝" w:hAnsi="ＭＳ Ｐ明朝" w:hint="eastAsia"/>
+          <w:rFonts w:ascii="ＭＳ Ｐ明朝" w:eastAsia="ＭＳ Ｐ明朝" w:hAnsi="ＭＳ Ｐ明朝"/>
         </w:rPr>
       </w:pPr>
       <w:r>
@@ -345,7 +390,7 @@
     <w:p>
       <w:pPr>
         <w:rPr>
-          <w:rFonts w:ascii="ＭＳ Ｐ明朝" w:eastAsia="ＭＳ Ｐ明朝" w:hAnsi="ＭＳ Ｐ明朝" w:hint="eastAsia"/>
+          <w:rFonts w:ascii="ＭＳ Ｐ明朝" w:eastAsia="ＭＳ Ｐ明朝" w:hAnsi="ＭＳ Ｐ明朝"/>
         </w:rPr>
       </w:pPr>
       <w:r>
@@ -358,7 +403,7 @@
     <w:p>
       <w:pPr>
         <w:rPr>
-          <w:rFonts w:ascii="ＭＳ Ｐ明朝" w:eastAsia="ＭＳ Ｐ明朝" w:hAnsi="ＭＳ Ｐ明朝" w:hint="eastAsia"/>
+          <w:rFonts w:ascii="ＭＳ Ｐ明朝" w:eastAsia="ＭＳ Ｐ明朝" w:hAnsi="ＭＳ Ｐ明朝"/>
         </w:rPr>
       </w:pPr>
       <w:r>
@@ -371,7 +416,7 @@
     <w:p>
       <w:pPr>
         <w:rPr>
-          <w:rFonts w:ascii="ＭＳ Ｐ明朝" w:eastAsia="ＭＳ Ｐ明朝" w:hAnsi="ＭＳ Ｐ明朝" w:hint="eastAsia"/>
+          <w:rFonts w:ascii="ＭＳ Ｐ明朝" w:eastAsia="ＭＳ Ｐ明朝" w:hAnsi="ＭＳ Ｐ明朝"/>
         </w:rPr>
       </w:pPr>
       <w:r>
@@ -1035,7 +1080,6 @@
   <w:style w:type="character" w:default="1" w:styleId="a0">
     <w:name w:val="Default Paragraph Font"/>
     <w:uiPriority w:val="1"/>
-    <w:semiHidden/>
     <w:unhideWhenUsed/>
   </w:style>
   <w:style w:type="table" w:default="1" w:styleId="a1">

--- a/制作ノート_25059_友原淳 2.docx
+++ b/制作ノート_25059_友原淳 2.docx
@@ -122,7 +122,7 @@
     <w:p>
       <w:pPr>
         <w:rPr>
-          <w:rFonts w:ascii="ＭＳ Ｐ明朝" w:eastAsia="ＭＳ Ｐ明朝" w:hAnsi="ＭＳ Ｐ明朝" w:hint="eastAsia"/>
+          <w:rFonts w:ascii="ＭＳ Ｐ明朝" w:eastAsia="ＭＳ Ｐ明朝" w:hAnsi="ＭＳ Ｐ明朝"/>
         </w:rPr>
       </w:pPr>
       <w:r>
@@ -135,7 +135,7 @@
     <w:p>
       <w:pPr>
         <w:rPr>
-          <w:rFonts w:ascii="ＭＳ Ｐ明朝" w:eastAsia="ＭＳ Ｐ明朝" w:hAnsi="ＭＳ Ｐ明朝" w:hint="eastAsia"/>
+          <w:rFonts w:ascii="ＭＳ Ｐ明朝" w:eastAsia="ＭＳ Ｐ明朝" w:hAnsi="ＭＳ Ｐ明朝"/>
         </w:rPr>
       </w:pPr>
       <w:r>
@@ -148,6 +148,19 @@
     <w:p>
       <w:pPr>
         <w:rPr>
+          <w:rFonts w:ascii="ＭＳ Ｐ明朝" w:eastAsia="ＭＳ Ｐ明朝" w:hAnsi="ＭＳ Ｐ明朝" w:hint="eastAsia"/>
+        </w:rPr>
+      </w:pPr>
+      <w:r>
+        <w:rPr>
+          <w:rFonts w:ascii="ＭＳ Ｐ明朝" w:eastAsia="ＭＳ Ｐ明朝" w:hAnsi="ＭＳ Ｐ明朝" w:hint="eastAsia"/>
+        </w:rPr>
+        <w:t>分析内容はテーマ１にそって制作にそっておこないます</w:t>
+      </w:r>
+    </w:p>
+    <w:p>
+      <w:pPr>
+        <w:rPr>
           <w:rFonts w:ascii="ＭＳ Ｐ明朝" w:eastAsia="ＭＳ Ｐ明朝" w:hAnsi="ＭＳ Ｐ明朝"/>
         </w:rPr>
       </w:pPr>
@@ -410,13 +423,13 @@
         <w:rPr>
           <w:rFonts w:ascii="ＭＳ Ｐ明朝" w:eastAsia="ＭＳ Ｐ明朝" w:hAnsi="ＭＳ Ｐ明朝" w:hint="eastAsia"/>
         </w:rPr>
-        <w:t>ピアスのデザインをオーダーメイドでできるウェブページの制作</w:t>
-      </w:r>
-    </w:p>
-    <w:p>
-      <w:pPr>
-        <w:rPr>
-          <w:rFonts w:ascii="ＭＳ Ｐ明朝" w:eastAsia="ＭＳ Ｐ明朝" w:hAnsi="ＭＳ Ｐ明朝"/>
+        <w:t>もっと多くの人の目に入りやすいポスターとチラシの作成</w:t>
+      </w:r>
+    </w:p>
+    <w:p>
+      <w:pPr>
+        <w:rPr>
+          <w:rFonts w:ascii="ＭＳ Ｐ明朝" w:eastAsia="ＭＳ Ｐ明朝" w:hAnsi="ＭＳ Ｐ明朝" w:hint="eastAsia"/>
         </w:rPr>
       </w:pPr>
       <w:r>
@@ -436,20 +449,7 @@
         <w:rPr>
           <w:rFonts w:ascii="ＭＳ Ｐ明朝" w:eastAsia="ＭＳ Ｐ明朝" w:hAnsi="ＭＳ Ｐ明朝" w:hint="eastAsia"/>
         </w:rPr>
-        <w:t>自分の耳、ピアスを開けてる人</w:t>
-      </w:r>
-    </w:p>
-    <w:p>
-      <w:pPr>
-        <w:rPr>
-          <w:rFonts w:ascii="ＭＳ Ｐ明朝" w:eastAsia="ＭＳ Ｐ明朝" w:hAnsi="ＭＳ Ｐ明朝"/>
-        </w:rPr>
-      </w:pPr>
-      <w:r>
-        <w:rPr>
-          <w:rFonts w:ascii="ＭＳ Ｐ明朝" w:eastAsia="ＭＳ Ｐ明朝" w:hAnsi="ＭＳ Ｐ明朝" w:hint="eastAsia"/>
-        </w:rPr>
-        <w:t>分析</w:t>
+        <w:t>自宅サロン</w:t>
       </w:r>
     </w:p>
     <w:p>
@@ -1080,6 +1080,7 @@
   <w:style w:type="character" w:default="1" w:styleId="a0">
     <w:name w:val="Default Paragraph Font"/>
     <w:uiPriority w:val="1"/>
+    <w:semiHidden/>
     <w:unhideWhenUsed/>
   </w:style>
   <w:style w:type="table" w:default="1" w:styleId="a1">

--- a/制作ノート_25059_友原淳 2.docx
+++ b/制作ノート_25059_友原淳 2.docx
@@ -148,7 +148,7 @@
     <w:p>
       <w:pPr>
         <w:rPr>
-          <w:rFonts w:ascii="ＭＳ Ｐ明朝" w:eastAsia="ＭＳ Ｐ明朝" w:hAnsi="ＭＳ Ｐ明朝" w:hint="eastAsia"/>
+          <w:rFonts w:ascii="ＭＳ Ｐ明朝" w:eastAsia="ＭＳ Ｐ明朝" w:hAnsi="ＭＳ Ｐ明朝"/>
         </w:rPr>
       </w:pPr>
       <w:r>
@@ -157,6 +157,12 @@
         </w:rPr>
         <w:t>分析内容はテーマ１にそって制作にそっておこないます</w:t>
       </w:r>
+      <w:r>
+        <w:rPr>
+          <w:rFonts w:ascii="ＭＳ Ｐ明朝" w:eastAsia="ＭＳ Ｐ明朝" w:hAnsi="ＭＳ Ｐ明朝" w:hint="eastAsia"/>
+        </w:rPr>
+        <w:t>、サイズは(A4)</w:t>
+      </w:r>
     </w:p>
     <w:p>
       <w:pPr>
@@ -429,7 +435,7 @@
     <w:p>
       <w:pPr>
         <w:rPr>
-          <w:rFonts w:ascii="ＭＳ Ｐ明朝" w:eastAsia="ＭＳ Ｐ明朝" w:hAnsi="ＭＳ Ｐ明朝" w:hint="eastAsia"/>
+          <w:rFonts w:ascii="ＭＳ Ｐ明朝" w:eastAsia="ＭＳ Ｐ明朝" w:hAnsi="ＭＳ Ｐ明朝"/>
         </w:rPr>
       </w:pPr>
       <w:r>
